--- a/Template/CMR.docx
+++ b/Template/CMR.docx
@@ -1188,18 +1188,24 @@
             </w:pPr>
             <w:r>
               <w:rPr>
+                <w:sz w:val="18"/>
+                <w:szCs w:val="18"/>
                 <w:lang w:val="en-US"/>
               </w:rPr>
               <w:t>{{</w:t>
             </w:r>
             <w:r>
               <w:rPr>
+                <w:sz w:val="18"/>
+                <w:szCs w:val="18"/>
                 <w:lang w:val="en-US"/>
               </w:rPr>
               <w:t>sender</w:t>
             </w:r>
             <w:r>
               <w:rPr>
+                <w:sz w:val="18"/>
+                <w:szCs w:val="18"/>
                 <w:lang w:val="en-US"/>
               </w:rPr>
               <w:t>}}</w:t>
@@ -1810,7 +1816,8 @@
               <w:rPr>
                 <w:rFonts w:ascii="Times New Roman" w:hAnsi="Times New Roman"/>
                 <w:b w:val="0"/>
-                <w:sz w:val="20"/>
+                <w:sz w:val="18"/>
+                <w:szCs w:val="18"/>
                 <w:lang w:val="en-US"/>
               </w:rPr>
               <w:t>{{</w:t>
@@ -1819,7 +1826,8 @@
               <w:rPr>
                 <w:rFonts w:ascii="Times New Roman" w:hAnsi="Times New Roman"/>
                 <w:b w:val="0"/>
-                <w:sz w:val="20"/>
+                <w:sz w:val="18"/>
+                <w:szCs w:val="18"/>
                 <w:lang w:val="en-US"/>
               </w:rPr>
               <w:t>receiver</w:t>
@@ -1828,7 +1836,8 @@
               <w:rPr>
                 <w:rFonts w:ascii="Times New Roman" w:hAnsi="Times New Roman"/>
                 <w:b w:val="0"/>
-                <w:sz w:val="20"/>
+                <w:sz w:val="18"/>
+                <w:szCs w:val="18"/>
                 <w:lang w:val="en-US"/>
               </w:rPr>
               <w:t>}}</w:t>
@@ -1849,23 +1858,31 @@
           <w:p>
             <w:pPr>
               <w:rPr>
-                <w:lang w:val="en-US"/>
-              </w:rPr>
-            </w:pPr>
-            <w:r>
-              <w:rPr>
+                <w:sz w:val="18"/>
+                <w:szCs w:val="18"/>
+                <w:lang w:val="en-US"/>
+              </w:rPr>
+            </w:pPr>
+            <w:r>
+              <w:rPr>
+                <w:sz w:val="18"/>
+                <w:szCs w:val="18"/>
                 <w:lang w:val="en-US"/>
               </w:rPr>
               <w:t>{{</w:t>
             </w:r>
             <w:r>
               <w:rPr>
+                <w:sz w:val="18"/>
+                <w:szCs w:val="18"/>
                 <w:lang w:val="en-US"/>
               </w:rPr>
               <w:t>transporter</w:t>
             </w:r>
             <w:r>
               <w:rPr>
+                <w:sz w:val="18"/>
+                <w:szCs w:val="18"/>
                 <w:lang w:val="en-US"/>
               </w:rPr>
               <w:t>}}</w:t>
@@ -2379,6 +2396,8 @@
             </w:pPr>
             <w:r>
               <w:rPr>
+                <w:sz w:val="18"/>
+                <w:szCs w:val="18"/>
                 <w:lang w:val="en-US"/>
               </w:rPr>
               <w:t>{{</w:t>
@@ -2386,6 +2405,8 @@
             <w:proofErr w:type="spellStart"/>
             <w:r>
               <w:rPr>
+                <w:sz w:val="18"/>
+                <w:szCs w:val="18"/>
                 <w:lang w:val="en-US"/>
               </w:rPr>
               <w:t>unloading_point</w:t>
@@ -2393,6 +2414,8 @@
             <w:proofErr w:type="spellEnd"/>
             <w:r>
               <w:rPr>
+                <w:sz w:val="18"/>
+                <w:szCs w:val="18"/>
                 <w:lang w:val="en-US"/>
               </w:rPr>
               <w:t>}}</w:t>
@@ -2733,6 +2756,8 @@
                 <w:rFonts w:ascii="Times New Roman" w:hAnsi="Times New Roman"/>
                 <w:b w:val="0"/>
                 <w:bCs/>
+                <w:sz w:val="18"/>
+                <w:szCs w:val="16"/>
                 <w:lang w:val="en-US"/>
               </w:rPr>
               <w:t>{{</w:t>
@@ -2743,6 +2768,8 @@
                 <w:rFonts w:ascii="Times New Roman" w:hAnsi="Times New Roman"/>
                 <w:b w:val="0"/>
                 <w:bCs/>
+                <w:sz w:val="18"/>
+                <w:szCs w:val="16"/>
                 <w:lang w:val="en-US"/>
               </w:rPr>
               <w:t>loading_point</w:t>
@@ -2753,6 +2780,8 @@
                 <w:rFonts w:ascii="Times New Roman" w:hAnsi="Times New Roman"/>
                 <w:b w:val="0"/>
                 <w:bCs/>
+                <w:sz w:val="18"/>
+                <w:szCs w:val="16"/>
                 <w:lang w:val="en-US"/>
               </w:rPr>
               <w:t>}}</w:t>
@@ -3002,6 +3031,8 @@
             <w:r>
               <w:rPr>
                 <w:bCs/>
+                <w:sz w:val="18"/>
+                <w:szCs w:val="18"/>
                 <w:lang w:val="en-US"/>
               </w:rPr>
               <w:t>{{</w:t>
@@ -3009,6 +3040,8 @@
             <w:r>
               <w:rPr>
                 <w:bCs/>
+                <w:sz w:val="18"/>
+                <w:szCs w:val="18"/>
                 <w:lang w:val="en-US"/>
               </w:rPr>
               <w:t>date</w:t>
@@ -3016,6 +3049,8 @@
             <w:r>
               <w:rPr>
                 <w:bCs/>
+                <w:sz w:val="18"/>
+                <w:szCs w:val="18"/>
                 <w:lang w:val="en-US"/>
               </w:rPr>
               <w:t>}}</w:t>
@@ -3861,12 +3896,16 @@
             <w:pPr>
               <w:rPr>
                 <w:bCs/>
+                <w:sz w:val="18"/>
+                <w:szCs w:val="18"/>
                 <w:lang w:val="en-US"/>
               </w:rPr>
             </w:pPr>
             <w:r>
               <w:rPr>
                 <w:bCs/>
+                <w:sz w:val="18"/>
+                <w:szCs w:val="18"/>
                 <w:lang w:val="en-US"/>
               </w:rPr>
               <w:t>{{</w:t>
@@ -3875,15 +3914,19 @@
             <w:r>
               <w:rPr>
                 <w:bCs/>
-                <w:lang w:val="en-US"/>
-              </w:rPr>
-              <w:t>reg_number</w:t>
+                <w:sz w:val="18"/>
+                <w:szCs w:val="18"/>
+                <w:lang w:val="en-US"/>
+              </w:rPr>
+              <w:t>good_name</w:t>
             </w:r>
             <w:proofErr w:type="spellEnd"/>
             <w:proofErr w:type="gramStart"/>
             <w:r>
               <w:rPr>
                 <w:bCs/>
+                <w:sz w:val="18"/>
+                <w:szCs w:val="18"/>
                 <w:lang w:val="en-US"/>
               </w:rPr>
               <w:t>}}</w:t>
@@ -3891,6 +3934,9 @@
             <w:r>
               <w:rPr>
                 <w:bCs/>
+                <w:sz w:val="18"/>
+                <w:szCs w:val="18"/>
+                <w:lang w:val="ru-RU"/>
               </w:rPr>
               <w:t xml:space="preserve">   </w:t>
             </w:r>
@@ -3898,59 +3944,11 @@
             <w:r>
               <w:rPr>
                 <w:bCs/>
-              </w:rPr>
-              <w:t xml:space="preserve">      </w:t>
-            </w:r>
-            <w:r>
-              <w:rPr>
-                <w:bCs/>
-                <w:lang w:val="ru-RU"/>
-              </w:rPr>
-              <w:t xml:space="preserve">                      </w:t>
-            </w:r>
-            <w:r>
-              <w:rPr>
-                <w:bCs/>
-                <w:lang w:val="en-US"/>
-              </w:rPr>
-              <w:t xml:space="preserve">                                          </w:t>
-            </w:r>
-            <w:r>
-              <w:rPr>
-                <w:bCs/>
-                <w:lang w:val="ru-RU"/>
-              </w:rPr>
-              <w:t xml:space="preserve">   </w:t>
-            </w:r>
-            <w:r>
-              <w:rPr>
-                <w:bCs/>
-                <w:lang w:val="en-US"/>
-              </w:rPr>
-              <w:t>{{</w:t>
-            </w:r>
-            <w:proofErr w:type="spellStart"/>
-            <w:r>
-              <w:rPr>
-                <w:bCs/>
-                <w:lang w:val="en-US"/>
-              </w:rPr>
-              <w:t>good_name</w:t>
-            </w:r>
-            <w:proofErr w:type="spellEnd"/>
-            <w:r>
-              <w:rPr>
-                <w:bCs/>
-                <w:lang w:val="en-US"/>
-              </w:rPr>
-              <w:t>}}</w:t>
-            </w:r>
-            <w:r>
-              <w:rPr>
-                <w:bCs/>
-                <w:lang w:val="ru-RU"/>
-              </w:rPr>
-              <w:t xml:space="preserve">       </w:t>
+                <w:sz w:val="18"/>
+                <w:szCs w:val="18"/>
+                <w:lang w:val="ru-RU"/>
+              </w:rPr>
+              <w:t xml:space="preserve">    </w:t>
             </w:r>
           </w:p>
         </w:tc>
@@ -3987,12 +3985,25 @@
             <w:pPr>
               <w:rPr>
                 <w:bCs/>
+                <w:sz w:val="18"/>
+                <w:szCs w:val="18"/>
                 <w:lang w:val="en-US"/>
               </w:rPr>
             </w:pPr>
             <w:r>
               <w:rPr>
                 <w:bCs/>
+                <w:sz w:val="18"/>
+                <w:szCs w:val="18"/>
+                <w:lang w:val="ru-RU"/>
+              </w:rPr>
+              <w:t xml:space="preserve">   </w:t>
+            </w:r>
+            <w:r>
+              <w:rPr>
+                <w:bCs/>
+                <w:sz w:val="18"/>
+                <w:szCs w:val="18"/>
                 <w:lang w:val="en-US"/>
               </w:rPr>
               <w:t>{{</w:t>
@@ -4000,6 +4011,8 @@
             <w:r>
               <w:rPr>
                 <w:bCs/>
+                <w:sz w:val="18"/>
+                <w:szCs w:val="18"/>
                 <w:lang w:val="en-US"/>
               </w:rPr>
               <w:t>weight</w:t>
@@ -4007,6 +4020,8 @@
             <w:r>
               <w:rPr>
                 <w:bCs/>
+                <w:sz w:val="18"/>
+                <w:szCs w:val="18"/>
                 <w:lang w:val="en-US"/>
               </w:rPr>
               <w:t>}}</w:t>
@@ -4043,9 +4058,65 @@
               <w:pStyle w:val="2"/>
               <w:rPr>
                 <w:rFonts w:ascii="Times New Roman" w:hAnsi="Times New Roman"/>
-                <w:sz w:val="20"/>
-              </w:rPr>
-            </w:pPr>
+                <w:b w:val="0"/>
+                <w:sz w:val="18"/>
+                <w:szCs w:val="18"/>
+              </w:rPr>
+            </w:pPr>
+            <w:r>
+              <w:rPr>
+                <w:rFonts w:ascii="Times New Roman" w:hAnsi="Times New Roman"/>
+                <w:b w:val="0"/>
+                <w:sz w:val="18"/>
+                <w:szCs w:val="18"/>
+                <w:lang w:val="en-US"/>
+              </w:rPr>
+              <w:t>{{</w:t>
+            </w:r>
+            <w:proofErr w:type="spellStart"/>
+            <w:r>
+              <w:rPr>
+                <w:rFonts w:ascii="Times New Roman" w:hAnsi="Times New Roman"/>
+                <w:b w:val="0"/>
+                <w:sz w:val="18"/>
+                <w:szCs w:val="18"/>
+                <w:lang w:val="en-US"/>
+              </w:rPr>
+              <w:t>good_name</w:t>
+            </w:r>
+            <w:proofErr w:type="spellEnd"/>
+            <w:proofErr w:type="gramStart"/>
+            <w:r>
+              <w:rPr>
+                <w:rFonts w:ascii="Times New Roman" w:hAnsi="Times New Roman"/>
+                <w:b w:val="0"/>
+                <w:sz w:val="18"/>
+                <w:szCs w:val="18"/>
+                <w:lang w:val="en-US"/>
+              </w:rPr>
+              <w:t>}}</w:t>
+            </w:r>
+            <w:r>
+              <w:rPr>
+                <w:rFonts w:ascii="Times New Roman" w:hAnsi="Times New Roman"/>
+                <w:b w:val="0"/>
+                <w:sz w:val="18"/>
+                <w:szCs w:val="18"/>
+                <w:lang w:val="ru-RU"/>
+              </w:rPr>
+              <w:t xml:space="preserve">   </w:t>
+            </w:r>
+            <w:proofErr w:type="gramEnd"/>
+            <w:r>
+              <w:rPr>
+                <w:rFonts w:ascii="Times New Roman" w:hAnsi="Times New Roman"/>
+                <w:b w:val="0"/>
+                <w:sz w:val="18"/>
+                <w:szCs w:val="18"/>
+                <w:lang w:val="ru-RU"/>
+              </w:rPr>
+              <w:t xml:space="preserve">    </w:t>
+            </w:r>
           </w:p>
         </w:tc>
         <w:tc>
@@ -4084,8 +4155,19 @@
               <w:jc w:val="center"/>
               <w:rPr>
                 <w:b/>
-              </w:rPr>
-            </w:pPr>
+                <w:sz w:val="18"/>
+                <w:szCs w:val="18"/>
+              </w:rPr>
+            </w:pPr>
+            <w:r>
+              <w:rPr>
+                <w:bCs/>
+                <w:sz w:val="18"/>
+                <w:szCs w:val="18"/>
+                <w:lang w:val="en-US"/>
+              </w:rPr>
+              <w:t>{{weight}}</w:t>
+            </w:r>
           </w:p>
         </w:tc>
         <w:tc>
@@ -4125,9 +4207,65 @@
               <w:pStyle w:val="2"/>
               <w:rPr>
                 <w:rFonts w:ascii="Times New Roman" w:hAnsi="Times New Roman"/>
-                <w:sz w:val="20"/>
-              </w:rPr>
-            </w:pPr>
+                <w:b w:val="0"/>
+                <w:sz w:val="18"/>
+                <w:szCs w:val="18"/>
+              </w:rPr>
+            </w:pPr>
+            <w:r>
+              <w:rPr>
+                <w:rFonts w:ascii="Times New Roman" w:hAnsi="Times New Roman"/>
+                <w:b w:val="0"/>
+                <w:sz w:val="18"/>
+                <w:szCs w:val="18"/>
+                <w:lang w:val="en-US"/>
+              </w:rPr>
+              <w:t>{{</w:t>
+            </w:r>
+            <w:proofErr w:type="spellStart"/>
+            <w:r>
+              <w:rPr>
+                <w:rFonts w:ascii="Times New Roman" w:hAnsi="Times New Roman"/>
+                <w:b w:val="0"/>
+                <w:sz w:val="18"/>
+                <w:szCs w:val="18"/>
+                <w:lang w:val="en-US"/>
+              </w:rPr>
+              <w:t>good_name</w:t>
+            </w:r>
+            <w:proofErr w:type="spellEnd"/>
+            <w:proofErr w:type="gramStart"/>
+            <w:r>
+              <w:rPr>
+                <w:rFonts w:ascii="Times New Roman" w:hAnsi="Times New Roman"/>
+                <w:b w:val="0"/>
+                <w:sz w:val="18"/>
+                <w:szCs w:val="18"/>
+                <w:lang w:val="en-US"/>
+              </w:rPr>
+              <w:t>}}</w:t>
+            </w:r>
+            <w:r>
+              <w:rPr>
+                <w:rFonts w:ascii="Times New Roman" w:hAnsi="Times New Roman"/>
+                <w:b w:val="0"/>
+                <w:sz w:val="18"/>
+                <w:szCs w:val="18"/>
+                <w:lang w:val="ru-RU"/>
+              </w:rPr>
+              <w:t xml:space="preserve">   </w:t>
+            </w:r>
+            <w:proofErr w:type="gramEnd"/>
+            <w:r>
+              <w:rPr>
+                <w:rFonts w:ascii="Times New Roman" w:hAnsi="Times New Roman"/>
+                <w:b w:val="0"/>
+                <w:sz w:val="18"/>
+                <w:szCs w:val="18"/>
+                <w:lang w:val="ru-RU"/>
+              </w:rPr>
+              <w:t xml:space="preserve">    </w:t>
+            </w:r>
           </w:p>
         </w:tc>
         <w:tc>
@@ -4166,8 +4304,19 @@
               <w:jc w:val="center"/>
               <w:rPr>
                 <w:b/>
-              </w:rPr>
-            </w:pPr>
+                <w:sz w:val="18"/>
+                <w:szCs w:val="18"/>
+              </w:rPr>
+            </w:pPr>
+            <w:r>
+              <w:rPr>
+                <w:bCs/>
+                <w:sz w:val="18"/>
+                <w:szCs w:val="18"/>
+                <w:lang w:val="en-US"/>
+              </w:rPr>
+              <w:t>{{weight}}</w:t>
+            </w:r>
           </w:p>
         </w:tc>
         <w:tc>
@@ -4207,9 +4356,65 @@
               <w:pStyle w:val="2"/>
               <w:rPr>
                 <w:rFonts w:ascii="Times New Roman" w:hAnsi="Times New Roman"/>
-                <w:sz w:val="20"/>
-              </w:rPr>
-            </w:pPr>
+                <w:b w:val="0"/>
+                <w:sz w:val="18"/>
+                <w:szCs w:val="18"/>
+              </w:rPr>
+            </w:pPr>
+            <w:r>
+              <w:rPr>
+                <w:rFonts w:ascii="Times New Roman" w:hAnsi="Times New Roman"/>
+                <w:b w:val="0"/>
+                <w:sz w:val="18"/>
+                <w:szCs w:val="18"/>
+                <w:lang w:val="en-US"/>
+              </w:rPr>
+              <w:t>{{</w:t>
+            </w:r>
+            <w:proofErr w:type="spellStart"/>
+            <w:r>
+              <w:rPr>
+                <w:rFonts w:ascii="Times New Roman" w:hAnsi="Times New Roman"/>
+                <w:b w:val="0"/>
+                <w:sz w:val="18"/>
+                <w:szCs w:val="18"/>
+                <w:lang w:val="en-US"/>
+              </w:rPr>
+              <w:t>good_name</w:t>
+            </w:r>
+            <w:proofErr w:type="spellEnd"/>
+            <w:proofErr w:type="gramStart"/>
+            <w:r>
+              <w:rPr>
+                <w:rFonts w:ascii="Times New Roman" w:hAnsi="Times New Roman"/>
+                <w:b w:val="0"/>
+                <w:sz w:val="18"/>
+                <w:szCs w:val="18"/>
+                <w:lang w:val="en-US"/>
+              </w:rPr>
+              <w:t>}}</w:t>
+            </w:r>
+            <w:r>
+              <w:rPr>
+                <w:rFonts w:ascii="Times New Roman" w:hAnsi="Times New Roman"/>
+                <w:b w:val="0"/>
+                <w:sz w:val="18"/>
+                <w:szCs w:val="18"/>
+                <w:lang w:val="ru-RU"/>
+              </w:rPr>
+              <w:t xml:space="preserve">   </w:t>
+            </w:r>
+            <w:proofErr w:type="gramEnd"/>
+            <w:r>
+              <w:rPr>
+                <w:rFonts w:ascii="Times New Roman" w:hAnsi="Times New Roman"/>
+                <w:b w:val="0"/>
+                <w:sz w:val="18"/>
+                <w:szCs w:val="18"/>
+                <w:lang w:val="ru-RU"/>
+              </w:rPr>
+              <w:t xml:space="preserve">    </w:t>
+            </w:r>
           </w:p>
         </w:tc>
         <w:tc>
@@ -4248,8 +4453,19 @@
               <w:jc w:val="center"/>
               <w:rPr>
                 <w:b/>
-              </w:rPr>
-            </w:pPr>
+                <w:sz w:val="18"/>
+                <w:szCs w:val="18"/>
+              </w:rPr>
+            </w:pPr>
+            <w:r>
+              <w:rPr>
+                <w:bCs/>
+                <w:sz w:val="18"/>
+                <w:szCs w:val="18"/>
+                <w:lang w:val="en-US"/>
+              </w:rPr>
+              <w:t>{{weight}}</w:t>
+            </w:r>
           </w:p>
         </w:tc>
         <w:tc>
@@ -4283,9 +4499,65 @@
               <w:pStyle w:val="2"/>
               <w:rPr>
                 <w:rFonts w:ascii="Times New Roman" w:hAnsi="Times New Roman"/>
-                <w:sz w:val="20"/>
-              </w:rPr>
-            </w:pPr>
+                <w:b w:val="0"/>
+                <w:sz w:val="18"/>
+                <w:szCs w:val="18"/>
+              </w:rPr>
+            </w:pPr>
+            <w:r>
+              <w:rPr>
+                <w:rFonts w:ascii="Times New Roman" w:hAnsi="Times New Roman"/>
+                <w:b w:val="0"/>
+                <w:sz w:val="18"/>
+                <w:szCs w:val="18"/>
+                <w:lang w:val="en-US"/>
+              </w:rPr>
+              <w:t>{{</w:t>
+            </w:r>
+            <w:proofErr w:type="spellStart"/>
+            <w:r>
+              <w:rPr>
+                <w:rFonts w:ascii="Times New Roman" w:hAnsi="Times New Roman"/>
+                <w:b w:val="0"/>
+                <w:sz w:val="18"/>
+                <w:szCs w:val="18"/>
+                <w:lang w:val="en-US"/>
+              </w:rPr>
+              <w:t>good_name</w:t>
+            </w:r>
+            <w:proofErr w:type="spellEnd"/>
+            <w:proofErr w:type="gramStart"/>
+            <w:r>
+              <w:rPr>
+                <w:rFonts w:ascii="Times New Roman" w:hAnsi="Times New Roman"/>
+                <w:b w:val="0"/>
+                <w:sz w:val="18"/>
+                <w:szCs w:val="18"/>
+                <w:lang w:val="en-US"/>
+              </w:rPr>
+              <w:t>}}</w:t>
+            </w:r>
+            <w:r>
+              <w:rPr>
+                <w:rFonts w:ascii="Times New Roman" w:hAnsi="Times New Roman"/>
+                <w:b w:val="0"/>
+                <w:sz w:val="18"/>
+                <w:szCs w:val="18"/>
+                <w:lang w:val="ru-RU"/>
+              </w:rPr>
+              <w:t xml:space="preserve">   </w:t>
+            </w:r>
+            <w:proofErr w:type="gramEnd"/>
+            <w:r>
+              <w:rPr>
+                <w:rFonts w:ascii="Times New Roman" w:hAnsi="Times New Roman"/>
+                <w:b w:val="0"/>
+                <w:sz w:val="18"/>
+                <w:szCs w:val="18"/>
+                <w:lang w:val="ru-RU"/>
+              </w:rPr>
+              <w:t xml:space="preserve">    </w:t>
+            </w:r>
           </w:p>
         </w:tc>
         <w:tc>
@@ -4324,8 +4596,19 @@
               <w:jc w:val="center"/>
               <w:rPr>
                 <w:b/>
-              </w:rPr>
-            </w:pPr>
+                <w:sz w:val="18"/>
+                <w:szCs w:val="18"/>
+              </w:rPr>
+            </w:pPr>
+            <w:r>
+              <w:rPr>
+                <w:bCs/>
+                <w:sz w:val="18"/>
+                <w:szCs w:val="18"/>
+                <w:lang w:val="en-US"/>
+              </w:rPr>
+              <w:t>{{weight}}</w:t>
+            </w:r>
           </w:p>
         </w:tc>
         <w:tc>
@@ -4358,8 +4641,59 @@
             <w:pPr>
               <w:rPr>
                 <w:b/>
-              </w:rPr>
-            </w:pPr>
+                <w:sz w:val="18"/>
+                <w:szCs w:val="18"/>
+              </w:rPr>
+            </w:pPr>
+            <w:r>
+              <w:rPr>
+                <w:bCs/>
+                <w:sz w:val="18"/>
+                <w:szCs w:val="18"/>
+                <w:lang w:val="en-US"/>
+              </w:rPr>
+              <w:t>{{</w:t>
+            </w:r>
+            <w:proofErr w:type="spellStart"/>
+            <w:r>
+              <w:rPr>
+                <w:bCs/>
+                <w:sz w:val="18"/>
+                <w:szCs w:val="18"/>
+                <w:lang w:val="en-US"/>
+              </w:rPr>
+              <w:t>good_name</w:t>
+            </w:r>
+            <w:proofErr w:type="spellEnd"/>
+            <w:proofErr w:type="gramStart"/>
+            <w:r>
+              <w:rPr>
+                <w:bCs/>
+                <w:sz w:val="18"/>
+                <w:szCs w:val="18"/>
+                <w:lang w:val="en-US"/>
+              </w:rPr>
+              <w:t>}}</w:t>
+            </w:r>
+            <w:r>
+              <w:rPr>
+                <w:bCs/>
+                <w:sz w:val="18"/>
+                <w:szCs w:val="18"/>
+                <w:lang w:val="ru-RU"/>
+              </w:rPr>
+              <w:t xml:space="preserve">   </w:t>
+            </w:r>
+            <w:proofErr w:type="gramEnd"/>
+            <w:r>
+              <w:rPr>
+                <w:bCs/>
+                <w:sz w:val="18"/>
+                <w:szCs w:val="18"/>
+                <w:lang w:val="ru-RU"/>
+              </w:rPr>
+              <w:t xml:space="preserve">    </w:t>
+            </w:r>
           </w:p>
         </w:tc>
         <w:tc>
@@ -4398,8 +4732,19 @@
               <w:jc w:val="center"/>
               <w:rPr>
                 <w:b/>
-              </w:rPr>
-            </w:pPr>
+                <w:sz w:val="18"/>
+                <w:szCs w:val="18"/>
+              </w:rPr>
+            </w:pPr>
+            <w:r>
+              <w:rPr>
+                <w:bCs/>
+                <w:sz w:val="18"/>
+                <w:szCs w:val="18"/>
+                <w:lang w:val="en-US"/>
+              </w:rPr>
+              <w:t>{{weight}}</w:t>
+            </w:r>
           </w:p>
         </w:tc>
         <w:tc>
@@ -4432,8 +4777,59 @@
             <w:pPr>
               <w:rPr>
                 <w:b/>
-              </w:rPr>
-            </w:pPr>
+                <w:sz w:val="18"/>
+                <w:szCs w:val="18"/>
+              </w:rPr>
+            </w:pPr>
+            <w:r>
+              <w:rPr>
+                <w:bCs/>
+                <w:sz w:val="18"/>
+                <w:szCs w:val="18"/>
+                <w:lang w:val="en-US"/>
+              </w:rPr>
+              <w:t>{{</w:t>
+            </w:r>
+            <w:proofErr w:type="spellStart"/>
+            <w:r>
+              <w:rPr>
+                <w:bCs/>
+                <w:sz w:val="18"/>
+                <w:szCs w:val="18"/>
+                <w:lang w:val="en-US"/>
+              </w:rPr>
+              <w:t>good_name</w:t>
+            </w:r>
+            <w:proofErr w:type="spellEnd"/>
+            <w:proofErr w:type="gramStart"/>
+            <w:r>
+              <w:rPr>
+                <w:bCs/>
+                <w:sz w:val="18"/>
+                <w:szCs w:val="18"/>
+                <w:lang w:val="en-US"/>
+              </w:rPr>
+              <w:t>}}</w:t>
+            </w:r>
+            <w:r>
+              <w:rPr>
+                <w:bCs/>
+                <w:sz w:val="18"/>
+                <w:szCs w:val="18"/>
+                <w:lang w:val="ru-RU"/>
+              </w:rPr>
+              <w:t xml:space="preserve">   </w:t>
+            </w:r>
+            <w:proofErr w:type="gramEnd"/>
+            <w:r>
+              <w:rPr>
+                <w:bCs/>
+                <w:sz w:val="18"/>
+                <w:szCs w:val="18"/>
+                <w:lang w:val="ru-RU"/>
+              </w:rPr>
+              <w:t xml:space="preserve">    </w:t>
+            </w:r>
           </w:p>
         </w:tc>
         <w:tc>
@@ -4465,8 +4861,19 @@
               <w:jc w:val="center"/>
               <w:rPr>
                 <w:b/>
-              </w:rPr>
-            </w:pPr>
+                <w:sz w:val="18"/>
+                <w:szCs w:val="18"/>
+              </w:rPr>
+            </w:pPr>
+            <w:r>
+              <w:rPr>
+                <w:bCs/>
+                <w:sz w:val="18"/>
+                <w:szCs w:val="18"/>
+                <w:lang w:val="en-US"/>
+              </w:rPr>
+              <w:t>{{weight}}</w:t>
+            </w:r>
           </w:p>
         </w:tc>
         <w:tc>
@@ -6286,16 +6693,14 @@
           <w:p>
             <w:pPr>
               <w:rPr>
-                <w:rFonts w:ascii="Courier New" w:hAnsi="Courier New"/>
                 <w:sz w:val="22"/>
                 <w:lang w:val="en-US"/>
               </w:rPr>
             </w:pPr>
             <w:r>
               <w:rPr>
-                <w:rFonts w:ascii="Courier New" w:hAnsi="Courier New"/>
-                <w:sz w:val="14"/>
-                <w:szCs w:val="12"/>
+                <w:sz w:val="18"/>
+                <w:szCs w:val="16"/>
                 <w:lang w:val="en-US"/>
               </w:rPr>
               <w:t>{{</w:t>
@@ -6303,9 +6708,8 @@
             <w:proofErr w:type="spellStart"/>
             <w:r>
               <w:rPr>
-                <w:rFonts w:ascii="Courier New" w:hAnsi="Courier New"/>
-                <w:sz w:val="14"/>
-                <w:szCs w:val="12"/>
+                <w:sz w:val="18"/>
+                <w:szCs w:val="16"/>
                 <w:lang w:val="en-US"/>
               </w:rPr>
               <w:t>total_sum</w:t>
@@ -6313,9 +6717,8 @@
             <w:proofErr w:type="spellEnd"/>
             <w:r>
               <w:rPr>
-                <w:rFonts w:ascii="Courier New" w:hAnsi="Courier New"/>
-                <w:sz w:val="14"/>
-                <w:szCs w:val="12"/>
+                <w:sz w:val="18"/>
+                <w:szCs w:val="16"/>
                 <w:lang w:val="en-US"/>
               </w:rPr>
               <w:t>}}</w:t>
@@ -8623,7 +9026,6 @@
           </w:tcPr>
           <w:p>
             <w:pPr>
-              <w:jc w:val="center"/>
               <w:rPr>
                 <w:bCs/>
               </w:rPr>
@@ -8631,6 +9033,8 @@
             <w:r>
               <w:rPr>
                 <w:bCs/>
+                <w:sz w:val="18"/>
+                <w:szCs w:val="18"/>
                 <w:lang w:val="en-US"/>
               </w:rPr>
               <w:t>{{</w:t>
@@ -8639,6 +9043,8 @@
             <w:r>
               <w:rPr>
                 <w:bCs/>
+                <w:sz w:val="18"/>
+                <w:szCs w:val="18"/>
                 <w:lang w:val="en-US"/>
               </w:rPr>
               <w:t>reg_number</w:t>
@@ -8648,6 +9054,8 @@
             <w:r>
               <w:rPr>
                 <w:bCs/>
+                <w:sz w:val="18"/>
+                <w:szCs w:val="18"/>
                 <w:lang w:val="en-US"/>
               </w:rPr>
               <w:t>}}</w:t>
@@ -8655,6 +9063,8 @@
             <w:r>
               <w:rPr>
                 <w:bCs/>
+                <w:sz w:val="18"/>
+                <w:szCs w:val="18"/>
               </w:rPr>
               <w:t xml:space="preserve">   </w:t>
             </w:r>
@@ -8662,12 +9072,16 @@
             <w:r>
               <w:rPr>
                 <w:bCs/>
+                <w:sz w:val="18"/>
+                <w:szCs w:val="18"/>
               </w:rPr>
               <w:t xml:space="preserve">      </w:t>
             </w:r>
             <w:r>
               <w:rPr>
                 <w:bCs/>
+                <w:sz w:val="18"/>
+                <w:szCs w:val="18"/>
                 <w:lang w:val="ru-RU"/>
               </w:rPr>
               <w:t xml:space="preserve">                      </w:t>
@@ -8693,21 +9107,24 @@
             </w:pPr>
             <w:r>
               <w:rPr>
-                <w:sz w:val="22"/>
+                <w:sz w:val="18"/>
+                <w:szCs w:val="16"/>
                 <w:lang w:val="en-US"/>
               </w:rPr>
               <w:t>{{</w:t>
             </w:r>
             <w:r>
               <w:rPr>
-                <w:sz w:val="22"/>
+                <w:sz w:val="18"/>
+                <w:szCs w:val="16"/>
                 <w:lang w:val="en-US"/>
               </w:rPr>
               <w:t>mark</w:t>
             </w:r>
             <w:r>
               <w:rPr>
-                <w:sz w:val="22"/>
+                <w:sz w:val="18"/>
+                <w:szCs w:val="16"/>
                 <w:lang w:val="en-US"/>
               </w:rPr>
               <w:t>}}</w:t>
